--- a/report.docx
+++ b/report.docx
@@ -10,65 +10,6 @@
           <w:lang w:eastAsia="zh-TW"/>
         </w:rPr>
       </w:pPr>
-      <w:r>
-        <w:rPr>
-          <w:b/>
-          <w:bCs/>
-          <w:noProof/>
-          <w:color w:val="2E5E8C"/>
-          <w:sz w:val="56"/>
-          <w:szCs w:val="56"/>
-          <w:lang w:eastAsia="zh-TW"/>
-        </w:rPr>
-        <w:drawing>
-          <wp:inline distT="0" distB="0" distL="0" distR="0" wp14:anchorId="5F591DA7" wp14:editId="68792CA7">
-            <wp:extent cx="5936615" cy="4455795"/>
-            <wp:effectExtent l="0" t="0" r="6985" b="1905"/>
-            <wp:docPr id="1007516928" name="圖片 1"/>
-            <wp:cNvGraphicFramePr>
-              <a:graphicFrameLocks xmlns:a="http://schemas.openxmlformats.org/drawingml/2006/main" noChangeAspect="1"/>
-            </wp:cNvGraphicFramePr>
-            <a:graphic xmlns:a="http://schemas.openxmlformats.org/drawingml/2006/main">
-              <a:graphicData uri="http://schemas.openxmlformats.org/drawingml/2006/picture">
-                <pic:pic xmlns:pic="http://schemas.openxmlformats.org/drawingml/2006/picture">
-                  <pic:nvPicPr>
-                    <pic:cNvPr id="0" name="Picture 1"/>
-                    <pic:cNvPicPr>
-                      <a:picLocks noChangeAspect="1" noChangeArrowheads="1"/>
-                    </pic:cNvPicPr>
-                  </pic:nvPicPr>
-                  <pic:blipFill>
-                    <a:blip r:embed="rId5" cstate="print">
-                      <a:extLst>
-                        <a:ext uri="{28A0092B-C50C-407E-A947-70E740481C1C}">
-                          <a14:useLocalDpi xmlns:a14="http://schemas.microsoft.com/office/drawing/2010/main" val="0"/>
-                        </a:ext>
-                      </a:extLst>
-                    </a:blip>
-                    <a:srcRect/>
-                    <a:stretch>
-                      <a:fillRect/>
-                    </a:stretch>
-                  </pic:blipFill>
-                  <pic:spPr bwMode="auto">
-                    <a:xfrm>
-                      <a:off x="0" y="0"/>
-                      <a:ext cx="5936615" cy="4455795"/>
-                    </a:xfrm>
-                    <a:prstGeom prst="rect">
-                      <a:avLst/>
-                    </a:prstGeom>
-                    <a:noFill/>
-                    <a:ln>
-                      <a:noFill/>
-                    </a:ln>
-                  </pic:spPr>
-                </pic:pic>
-              </a:graphicData>
-            </a:graphic>
-          </wp:inline>
-        </w:drawing>
-      </w:r>
       <w:r>
         <w:rPr>
           <w:b/>
@@ -143,7 +84,6 @@
         <w:rPr>
           <w:lang w:eastAsia="zh-TW"/>
         </w:rPr>
-        <w:lastRenderedPageBreak/>
         <w:t>指導教授：陳</w:t>
       </w:r>
       <w:r>
@@ -3406,7 +3346,7 @@
       <w:r>
         <w:t>下載位置：</w:t>
       </w:r>
-      <w:hyperlink r:id="rId6" w:history="1">
+      <w:hyperlink r:id="rId5" w:history="1">
         <w:r>
           <w:rPr>
             <w:color w:val="0563C1"/>
@@ -4012,7 +3952,7 @@
                     </pic:cNvPicPr>
                   </pic:nvPicPr>
                   <pic:blipFill>
-                    <a:blip r:embed="rId7" cstate="print">
+                    <a:blip r:embed="rId6" cstate="print">
                       <a:extLst>
                         <a:ext uri="{28A0092B-C50C-407E-A947-70E740481C1C}">
                           <a14:useLocalDpi xmlns:a14="http://schemas.microsoft.com/office/drawing/2010/main" val="0"/>
@@ -4179,7 +4119,7 @@
                     </pic:cNvPicPr>
                   </pic:nvPicPr>
                   <pic:blipFill>
-                    <a:blip r:embed="rId8">
+                    <a:blip r:embed="rId7">
                       <a:extLst>
                         <a:ext uri="{28A0092B-C50C-407E-A947-70E740481C1C}">
                           <a14:useLocalDpi xmlns:a14="http://schemas.microsoft.com/office/drawing/2010/main" val="0"/>
@@ -5684,7 +5624,7 @@
                     </pic:cNvPicPr>
                   </pic:nvPicPr>
                   <pic:blipFill>
-                    <a:blip r:embed="rId9" cstate="print">
+                    <a:blip r:embed="rId8" cstate="print">
                       <a:extLst>
                         <a:ext uri="{28A0092B-C50C-407E-A947-70E740481C1C}">
                           <a14:useLocalDpi xmlns:a14="http://schemas.microsoft.com/office/drawing/2010/main" val="0"/>
@@ -5807,7 +5747,7 @@
                     </pic:cNvPicPr>
                   </pic:nvPicPr>
                   <pic:blipFill>
-                    <a:blip r:embed="rId10" cstate="print">
+                    <a:blip r:embed="rId9" cstate="print">
                       <a:extLst>
                         <a:ext uri="{28A0092B-C50C-407E-A947-70E740481C1C}">
                           <a14:useLocalDpi xmlns:a14="http://schemas.microsoft.com/office/drawing/2010/main" val="0"/>
@@ -6835,7 +6775,7 @@
                     </pic:cNvPicPr>
                   </pic:nvPicPr>
                   <pic:blipFill>
-                    <a:blip r:embed="rId11"/>
+                    <a:blip r:embed="rId10"/>
                     <a:srcRect/>
                     <a:stretch>
                       <a:fillRect/>
@@ -6935,7 +6875,7 @@
                     </pic:cNvPicPr>
                   </pic:nvPicPr>
                   <pic:blipFill>
-                    <a:blip r:embed="rId12" cstate="print">
+                    <a:blip r:embed="rId11" cstate="print">
                       <a:extLst>
                         <a:ext uri="{28A0092B-C50C-407E-A947-70E740481C1C}">
                           <a14:useLocalDpi xmlns:a14="http://schemas.microsoft.com/office/drawing/2010/main" val="0"/>
@@ -7643,7 +7583,7 @@
                     </pic:cNvPicPr>
                   </pic:nvPicPr>
                   <pic:blipFill>
-                    <a:blip r:embed="rId13">
+                    <a:blip r:embed="rId12">
                       <a:extLst>
                         <a:ext uri="{28A0092B-C50C-407E-A947-70E740481C1C}">
                           <a14:useLocalDpi xmlns:a14="http://schemas.microsoft.com/office/drawing/2010/main" val="0"/>

--- a/report.docx
+++ b/report.docx
@@ -69,7 +69,20 @@
         <w:rPr>
           <w:lang w:eastAsia="zh-TW"/>
         </w:rPr>
-        <w:t>課程：國立中興大學 NCHU 11402 進階人工智慧</w:t>
+        <w:t xml:space="preserve">課程：國立中興大學 NCHU 11402 </w:t>
+      </w:r>
+      <w:r>
+        <w:rPr>
+          <w:rFonts w:hint="eastAsia"/>
+          <w:lang w:eastAsia="zh-TW"/>
+        </w:rPr>
+        <w:t>高等</w:t>
+      </w:r>
+      <w:r>
+        <w:rPr>
+          <w:lang w:eastAsia="zh-TW"/>
+        </w:rPr>
+        <w:t>人工智慧</w:t>
       </w:r>
     </w:p>
     <w:p>
@@ -176,28 +189,8 @@
     </w:p>
     <w:p>
       <w:pPr>
-        <w:spacing w:before="400"/>
+        <w:spacing w:after="80"/>
         <w:jc w:val="center"/>
-        <w:rPr>
-          <w:lang w:eastAsia="zh-TW"/>
-        </w:rPr>
-      </w:pPr>
-      <w:r>
-        <w:rPr>
-          <w:lang w:eastAsia="zh-TW"/>
-        </w:rPr>
-        <w:t xml:space="preserve">繳交日期：2025 / 06 / </w:t>
-      </w:r>
-      <w:r>
-        <w:rPr>
-          <w:rFonts w:hint="eastAsia"/>
-          <w:lang w:eastAsia="zh-TW"/>
-        </w:rPr>
-        <w:t>04</w:t>
-      </w:r>
-    </w:p>
-    <w:p>
-      <w:pPr>
         <w:rPr>
           <w:lang w:eastAsia="zh-TW"/>
         </w:rPr>
@@ -3935,7 +3928,7 @@
         </w:rPr>
         <w:lastRenderedPageBreak/>
         <w:drawing>
-          <wp:inline distT="0" distB="0" distL="0" distR="0" wp14:anchorId="3CE6E5F2" wp14:editId="6F8BFD16">
+          <wp:inline distT="0" distB="0" distL="0" distR="0" wp14:anchorId="3CE6E5F2" wp14:editId="0AC7331E">
             <wp:extent cx="5943600" cy="1957070"/>
             <wp:effectExtent l="0" t="0" r="0" b="5080"/>
             <wp:docPr id="2" name="圖片 2"/>
@@ -6858,7 +6851,7 @@
           <w:noProof/>
         </w:rPr>
         <w:drawing>
-          <wp:inline distT="0" distB="0" distL="0" distR="0" wp14:anchorId="3E3E590E" wp14:editId="5097268A">
+          <wp:inline distT="0" distB="0" distL="0" distR="0" wp14:anchorId="3E3E590E" wp14:editId="0702A02B">
             <wp:extent cx="5943600" cy="1955800"/>
             <wp:effectExtent l="0" t="0" r="0" b="6350"/>
             <wp:docPr id="6" name="圖片 6"/>
@@ -8584,7 +8577,6 @@
           <w:p>
             <w:pPr>
               <w:rPr>
-                <w:rFonts w:hint="eastAsia"/>
                 <w:lang w:eastAsia="zh-TW"/>
               </w:rPr>
             </w:pPr>
